--- a/projects/valuepickr-open-screen/docs/Parag Milk Foods.docx
+++ b/projects/valuepickr-open-screen/docs/Parag Milk Foods.docx
@@ -316,7 +316,7 @@
           <w:sz w:val="20"/>
           <w:szCs w:val="20"/>
         </w:rPr>
-        <w:t xml:space="preserve">2022-01-02 — VALUE2017</w:t>
+        <w:t xml:space="preserve">2026-09-27 — a_basumallick (X)</w:t>
       </w:r>
       <w:r>
         <w:rPr>
@@ -326,7 +326,7 @@
           <w:sz w:val="18"/>
           <w:szCs w:val="18"/>
         </w:rPr>
-        <w:t xml:space="preserve"> (Parag Milk Foods)</w:t>
+        <w:t xml:space="preserve"> (X / @a_basumallick)</w:t>
       </w:r>
       <w:r>
         <w:rPr>
@@ -334,7 +334,7 @@
           <w:szCs w:val="20"/>
         </w:rPr>
         <w:br/>
-        <w:t xml:space="preserve">: Called frequent CFO resignation 'the biggest red flag' following a confirmed Nov-2021 IT-department raid finding unaccounted cash, urging investors to revisit their thesis; labeled the stock a governance-driven value trap.</w:t>
+        <w:t xml:space="preserve">: Paneer regulatory tailwind: analogue paneer under pressure; Parag expanding capacity 4x</w:t>
       </w:r>
     </w:p>
     <w:p>
@@ -348,7 +348,7 @@
           <w:sz w:val="20"/>
           <w:szCs w:val="20"/>
         </w:rPr>
-        <w:t xml:space="preserve">2026-05-08 — sumit680</w:t>
+        <w:t xml:space="preserve">2022-01-02 — VALUE2017</w:t>
       </w:r>
       <w:r>
         <w:rPr>
@@ -366,6 +366,38 @@
           <w:szCs w:val="20"/>
         </w:rPr>
         <w:br/>
+        <w:t xml:space="preserve">: Called frequent CFO resignation 'the biggest red flag' following a confirmed Nov-2021 IT-department raid finding unaccounted cash, urging investors to revisit their thesis; labeled the stock a governance-driven value trap.</w:t>
+      </w:r>
+    </w:p>
+    <w:p>
+      <w:pPr>
+        <w:spacing w:after="100"/>
+      </w:pPr>
+      <w:r>
+        <w:rPr>
+          <w:b/>
+          <w:bCs/>
+          <w:sz w:val="20"/>
+          <w:szCs w:val="20"/>
+        </w:rPr>
+        <w:t xml:space="preserve">2026-05-08 — sumit680</w:t>
+      </w:r>
+      <w:r>
+        <w:rPr>
+          <w:i/>
+          <w:iCs/>
+          <w:color w:val="666666"/>
+          <w:sz w:val="18"/>
+          <w:szCs w:val="18"/>
+        </w:rPr>
+        <w:t xml:space="preserve"> (Parag Milk Foods)</w:t>
+      </w:r>
+      <w:r>
+        <w:rPr>
+          <w:sz w:val="20"/>
+          <w:szCs w:val="20"/>
+        </w:rPr>
+        <w:br/>
         <w:t xml:space="preserve">: Flagged Q4FY26 PAT growth (+23%) as driven by treasury income and lower interest rather than the core business (volumes -5% YoY), the new-age segment's first sequential dip in 5 quarters, rising inventory days, falling CFO, and the CFO seat still vacant with the promoter signing as 'Interim CFO' for 19 consecutive months. Took a 2% portfolio position at Rs 221 despite these concerns.</w:t>
       </w:r>
     </w:p>
@@ -563,6 +595,34 @@
           <w:szCs w:val="24"/>
         </w:rPr>
         <w:t xml:space="preserve">neither</w:t>
+      </w:r>
+    </w:p>
+    <w:p>
+      <w:pPr>
+        <w:spacing w:after="120"/>
+      </w:pPr>
+      <w:r>
+        <w:rPr>
+          <w:color w:val="666666"/>
+          <w:sz w:val="20"/>
+          <w:szCs w:val="20"/>
+        </w:rPr>
+        <w:t xml:space="preserve">4-box gate — tailwind: weak · TAM: weak · moat: weak · valuation: weak  (score 2 / 4)</w:t>
+      </w:r>
+    </w:p>
+    <w:p>
+      <w:pPr>
+        <w:spacing w:after="120"/>
+      </w:pPr>
+      <w:r>
+        <w:rPr>
+          <w:i/>
+          <w:iCs/>
+          <w:color w:val="666666"/>
+          <w:sz w:val="20"/>
+          <w:szCs w:val="20"/>
+        </w:rPr>
+        <w:t xml:space="preserve">Both trailing (7% CAGR, 12% ROE) and the most recent quarter (volumes down, core profit weak) are unexciting per verdict; Avvatar premiumization is genuine optionality but only ~9-10% of revenue; CFO vacancy 19 months is an ongoing governance overhang.</w:t>
       </w:r>
     </w:p>
     <w:p>
